--- a/Clinical Medicine and Surgery I Exam 5/cms-exam-5-study-guide.docx
+++ b/Clinical Medicine and Surgery I Exam 5/cms-exam-5-study-guide.docx
@@ -600,7 +600,7 @@
                 <w:i w:val="0"/>
                 <w:sz w:val="20"/>
               </w:rPr>
-              <w:t xml:space="preserve">”. Learn IIA by its prognosis (salvageable if treated promptly) and by </w:t>
+              <w:t xml:space="preserve">”. </w:t>
             </w:r>
             <w:r>
               <w:rPr>
@@ -608,7 +608,7 @@
                 <w:i w:val="0"/>
                 <w:sz w:val="20"/>
               </w:rPr>
-              <w:t>no sensory loss and no weakness</w:t>
+              <w:t>The table is right</w:t>
             </w:r>
             <w:r>
               <w:rPr>
@@ -616,7 +616,23 @@
                 <w:i w:val="0"/>
                 <w:sz w:val="20"/>
               </w:rPr>
-              <w:t>; the quizzes never key its arterial Doppler.</w:t>
+              <w:t xml:space="preserve"> (the Society for Vascular Surgery reporting standards the classification comes from): in IIA the arterial Doppler signal is often inaudible while the venous signal stays audible. Learn IIA mainly by its prognosis (salvageable if treated promptly) and by </w:t>
+            </w:r>
+            <w:r>
+              <w:rPr>
+                <w:b/>
+                <w:i w:val="0"/>
+                <w:sz w:val="20"/>
+              </w:rPr>
+              <w:t>no sensory loss and no weakness</w:t>
+            </w:r>
+            <w:r>
+              <w:rPr>
+                <w:b w:val="0"/>
+                <w:i w:val="0"/>
+                <w:sz w:val="20"/>
+              </w:rPr>
+              <w:t>; the quizzes do not key its arterial Doppler.</w:t>
             </w:r>
           </w:p>
           <w:p>
@@ -6255,18 +6271,10 @@
             <w:r>
               <w:rPr>
                 <w:b w:val="0"/>
-                <w:i/>
-                <w:sz w:val="18"/>
-              </w:rPr>
-              <w:t>Contested — see the box above</w:t>
-            </w:r>
-            <w:r>
-              <w:rPr>
-                <w:b w:val="0"/>
                 <w:i w:val="0"/>
                 <w:sz w:val="18"/>
               </w:rPr>
-              <w:t xml:space="preserve"> / audible</w:t>
+              <w:t>Often inaudible / audible (slide 62 says “often audible”; see the box above)</w:t>
             </w:r>
           </w:p>
         </w:tc>

--- a/Clinical Medicine and Surgery I Exam 5/cms-exam-5-study-guide.docx
+++ b/Clinical Medicine and Surgery I Exam 5/cms-exam-5-study-guide.docx
@@ -2101,6 +2101,150 @@
     </w:p>
     <w:p>
       <w:pPr>
+        <w:spacing w:after="120"/>
+      </w:pPr>
+      <w:r>
+        <w:rPr>
+          <w:b w:val="0"/>
+          <w:i w:val="0"/>
+        </w:rPr>
+        <w:t>Also tested</w:t>
+      </w:r>
+    </w:p>
+    <w:p>
+      <w:pPr>
+        <w:pStyle w:val="ListBullet"/>
+        <w:spacing w:after="40"/>
+      </w:pPr>
+      <w:r>
+        <w:rPr>
+          <w:b/>
+          <w:i w:val="0"/>
+          <w:sz w:val="20"/>
+        </w:rPr>
+        <w:t>Claudication history.</w:t>
+      </w:r>
+      <w:r>
+        <w:rPr>
+          <w:b w:val="0"/>
+          <w:i w:val="0"/>
+          <w:sz w:val="20"/>
+        </w:rPr>
+        <w:t xml:space="preserve"> The history asks where the pain is, how far the patient can walk before it starts, whether that distance has changed, and how long rest takes to relieve it.</w:t>
+      </w:r>
+    </w:p>
+    <w:p>
+      <w:pPr>
+        <w:pStyle w:val="ListBullet"/>
+        <w:spacing w:after="40"/>
+      </w:pPr>
+      <w:r>
+        <w:rPr>
+          <w:b/>
+          <w:i w:val="0"/>
+          <w:sz w:val="20"/>
+        </w:rPr>
+        <w:t>Smoking and peripheral artery disease.</w:t>
+      </w:r>
+      <w:r>
+        <w:rPr>
+          <w:b w:val="0"/>
+          <w:i w:val="0"/>
+          <w:sz w:val="20"/>
+        </w:rPr>
+        <w:t xml:space="preserve"> Cigarette smoking triples the risk of peripheral artery disease compared with nonsmokers, and smoking cessation heads the list of risk-factor reduction measures for every patient with the disease.</w:t>
+      </w:r>
+    </w:p>
+    <w:p>
+      <w:pPr>
+        <w:pStyle w:val="ListBullet"/>
+        <w:spacing w:after="40"/>
+      </w:pPr>
+      <w:r>
+        <w:rPr>
+          <w:b/>
+          <w:i w:val="0"/>
+          <w:sz w:val="20"/>
+        </w:rPr>
+        <w:t>Antiplatelet therapy in peripheral artery disease.</w:t>
+      </w:r>
+      <w:r>
+        <w:rPr>
+          <w:b w:val="0"/>
+          <w:i w:val="0"/>
+          <w:sz w:val="20"/>
+        </w:rPr>
+        <w:t xml:space="preserve"> Antiplatelet therapy (aspirin, clopidogrel or cilostazol) decreases the overall risk of cardiovascular disease from myocardial infarction and stroke and improves walking distance.</w:t>
+      </w:r>
+    </w:p>
+    <w:p>
+      <w:pPr>
+        <w:pStyle w:val="ListBullet"/>
+        <w:spacing w:after="40"/>
+      </w:pPr>
+      <w:r>
+        <w:rPr>
+          <w:b/>
+          <w:i w:val="0"/>
+          <w:sz w:val="20"/>
+        </w:rPr>
+        <w:t>Acute limb ischemia.</w:t>
+      </w:r>
+      <w:r>
+        <w:rPr>
+          <w:b w:val="0"/>
+          <w:i w:val="0"/>
+          <w:sz w:val="20"/>
+        </w:rPr>
+        <w:t xml:space="preserve"> Numbness over the dorsum of the foot is often the earliest neurologic sign, because light-touch sensory fibers are highly susceptible to ischemia.</w:t>
+      </w:r>
+    </w:p>
+    <w:p>
+      <w:pPr>
+        <w:pStyle w:val="ListBullet"/>
+        <w:spacing w:after="40"/>
+      </w:pPr>
+      <w:r>
+        <w:rPr>
+          <w:b/>
+          <w:i w:val="0"/>
+          <w:sz w:val="20"/>
+        </w:rPr>
+        <w:t>Ischemic rest pain.</w:t>
+      </w:r>
+      <w:r>
+        <w:rPr>
+          <w:b w:val="0"/>
+          <w:i w:val="0"/>
+          <w:sz w:val="20"/>
+        </w:rPr>
+        <w:t xml:space="preserve"> It responds poorly to analgesics, even narcotics, and is relieved instead by dependency, hanging the leg over the bed or walking around.</w:t>
+      </w:r>
+    </w:p>
+    <w:p>
+      <w:pPr>
+        <w:pStyle w:val="ListBullet"/>
+        <w:spacing w:after="40"/>
+      </w:pPr>
+      <w:r>
+        <w:rPr>
+          <w:b/>
+          <w:i w:val="0"/>
+          <w:sz w:val="20"/>
+        </w:rPr>
+        <w:t>Ischemic ulcers of critical limb ischemia.</w:t>
+      </w:r>
+      <w:r>
+        <w:rPr>
+          <w:b w:val="0"/>
+          <w:i w:val="0"/>
+          <w:sz w:val="20"/>
+        </w:rPr>
+        <w:t xml:space="preserve"> They usually appear at the toe tips and between digits, where arterial branches terminate, and at areas of increased focal pressure such as the metatarsal heads.</w:t>
+      </w:r>
+    </w:p>
+    <w:p>
+      <w:pPr>
         <w:pStyle w:val="Heading3"/>
         <w:spacing w:before="200" w:after="100"/>
       </w:pPr>
@@ -5812,6 +5956,40 @@
           <w:sz w:val="20"/>
         </w:rPr>
         <w:t>.</w:t>
+      </w:r>
+    </w:p>
+    <w:p>
+      <w:pPr>
+        <w:spacing w:after="120"/>
+      </w:pPr>
+      <w:r>
+        <w:rPr>
+          <w:b w:val="0"/>
+          <w:i w:val="0"/>
+        </w:rPr>
+        <w:t>Also tested</w:t>
+      </w:r>
+    </w:p>
+    <w:p>
+      <w:pPr>
+        <w:pStyle w:val="ListBullet"/>
+        <w:spacing w:after="40"/>
+      </w:pPr>
+      <w:r>
+        <w:rPr>
+          <w:b/>
+          <w:i w:val="0"/>
+          <w:sz w:val="20"/>
+        </w:rPr>
+        <w:t>Immediately threatened limb.</w:t>
+      </w:r>
+      <w:r>
+        <w:rPr>
+          <w:b w:val="0"/>
+          <w:i w:val="0"/>
+          <w:sz w:val="20"/>
+        </w:rPr>
+        <w:t xml:space="preserve"> A limb that is immediately threatened is salvageable only with immediate revascularization, so it should preferentially undergo further evaluation and treatment in a surgical suite, without delay.</w:t>
       </w:r>
     </w:p>
     <w:p>
@@ -7289,6 +7467,40 @@
     </w:p>
     <w:p>
       <w:pPr>
+        <w:spacing w:after="120"/>
+      </w:pPr>
+      <w:r>
+        <w:rPr>
+          <w:b w:val="0"/>
+          <w:i w:val="0"/>
+        </w:rPr>
+        <w:t>Also tested</w:t>
+      </w:r>
+    </w:p>
+    <w:p>
+      <w:pPr>
+        <w:pStyle w:val="ListBullet"/>
+        <w:spacing w:after="40"/>
+      </w:pPr>
+      <w:r>
+        <w:rPr>
+          <w:b/>
+          <w:i w:val="0"/>
+          <w:sz w:val="20"/>
+        </w:rPr>
+        <w:t>Amaurosis fugax.</w:t>
+      </w:r>
+      <w:r>
+        <w:rPr>
+          <w:b w:val="0"/>
+          <w:i w:val="0"/>
+          <w:sz w:val="20"/>
+        </w:rPr>
+        <w:t xml:space="preserve"> Interrupted blood flow to the retina causes transient loss of vision in one eye, a rapid fading like a curtain descending, and is a focal symptom of carotid disease.</w:t>
+      </w:r>
+    </w:p>
+    <w:p>
+      <w:pPr>
         <w:pStyle w:val="Heading3"/>
         <w:spacing w:before="200" w:after="100"/>
       </w:pPr>
@@ -8625,6 +8837,40 @@
     </w:p>
     <w:p>
       <w:pPr>
+        <w:spacing w:after="120"/>
+      </w:pPr>
+      <w:r>
+        <w:rPr>
+          <w:b w:val="0"/>
+          <w:i w:val="0"/>
+        </w:rPr>
+        <w:t>Also tested</w:t>
+      </w:r>
+    </w:p>
+    <w:p>
+      <w:pPr>
+        <w:pStyle w:val="ListBullet"/>
+        <w:spacing w:after="40"/>
+      </w:pPr>
+      <w:r>
+        <w:rPr>
+          <w:b/>
+          <w:i w:val="0"/>
+          <w:sz w:val="20"/>
+        </w:rPr>
+        <w:t>Thoracic aortic aneurysms.</w:t>
+      </w:r>
+      <w:r>
+        <w:rPr>
+          <w:b w:val="0"/>
+          <w:i w:val="0"/>
+          <w:sz w:val="20"/>
+        </w:rPr>
+        <w:t xml:space="preserve"> Most are asymptomatic and found incidentally on chest radiograph; a history of hypertension is common, and symptoms depend on location.</w:t>
+      </w:r>
+    </w:p>
+    <w:p>
+      <w:pPr>
         <w:pStyle w:val="Heading3"/>
         <w:spacing w:before="200" w:after="100"/>
       </w:pPr>
@@ -15451,6 +15697,106 @@
     </w:p>
     <w:p>
       <w:pPr>
+        <w:spacing w:after="120"/>
+      </w:pPr>
+      <w:r>
+        <w:rPr>
+          <w:b w:val="0"/>
+          <w:i w:val="0"/>
+        </w:rPr>
+        <w:t>Also tested</w:t>
+      </w:r>
+    </w:p>
+    <w:p>
+      <w:pPr>
+        <w:pStyle w:val="ListBullet"/>
+        <w:spacing w:after="40"/>
+      </w:pPr>
+      <w:r>
+        <w:rPr>
+          <w:b/>
+          <w:i w:val="0"/>
+          <w:sz w:val="20"/>
+        </w:rPr>
+        <w:t>Anticoagulation in dilated cardiomyopathy.</w:t>
+      </w:r>
+      <w:r>
+        <w:rPr>
+          <w:b w:val="0"/>
+          <w:i w:val="0"/>
+          <w:sz w:val="20"/>
+        </w:rPr>
+        <w:t xml:space="preserve"> Anticoagulants should be restricted to patients in atrial fibrillation, with artificial valves or with a known mural thrombus.</w:t>
+      </w:r>
+    </w:p>
+    <w:p>
+      <w:pPr>
+        <w:pStyle w:val="ListBullet"/>
+        <w:spacing w:after="40"/>
+      </w:pPr>
+      <w:r>
+        <w:rPr>
+          <w:b/>
+          <w:i w:val="0"/>
+          <w:sz w:val="20"/>
+        </w:rPr>
+        <w:t>Prognosis of symptomatic dilated cardiomyopathy.</w:t>
+      </w:r>
+      <w:r>
+        <w:rPr>
+          <w:b w:val="0"/>
+          <w:i w:val="0"/>
+          <w:sz w:val="20"/>
+        </w:rPr>
+        <w:t xml:space="preserve"> Once symptoms emerge, prognosis is poor overall, with 50% mortality at five years, largely from progressive disease and sudden cardiac death due to arrhythmia. The course depends on response to therapy.</w:t>
+      </w:r>
+    </w:p>
+    <w:p>
+      <w:pPr>
+        <w:pStyle w:val="ListBullet"/>
+        <w:spacing w:after="40"/>
+      </w:pPr>
+      <w:r>
+        <w:rPr>
+          <w:b/>
+          <w:i w:val="0"/>
+          <w:sz w:val="20"/>
+        </w:rPr>
+        <w:t>Gastrointestinal findings of dilated cardiomyopathy.</w:t>
+      </w:r>
+      <w:r>
+        <w:rPr>
+          <w:b w:val="0"/>
+          <w:i w:val="0"/>
+          <w:sz w:val="20"/>
+        </w:rPr>
+        <w:t xml:space="preserve"> Congestive enlargement of the liver (hepatomegaly), hepatojugular reflux and ascites, all from venous congestion as the failing heart backs up blood.</w:t>
+      </w:r>
+    </w:p>
+    <w:p>
+      <w:pPr>
+        <w:pStyle w:val="ListBullet"/>
+        <w:spacing w:after="40"/>
+      </w:pPr>
+      <w:r>
+        <w:rPr>
+          <w:b/>
+          <w:i w:val="0"/>
+          <w:sz w:val="20"/>
+        </w:rPr>
+        <w:t>Anticoagulation in dilated cardiomyopathy.</w:t>
+      </w:r>
+      <w:r>
+        <w:rPr>
+          <w:b w:val="0"/>
+          <w:i w:val="0"/>
+          <w:sz w:val="20"/>
+        </w:rPr>
+        <w:t xml:space="preserve"> Dilated ventricles carry thromboembolic risk; a known mural thrombus is one of three indications to start anticoagulation, with atrial fibrillation and an artificial valve.</w:t>
+      </w:r>
+    </w:p>
+    <w:p>
+      <w:pPr>
         <w:pStyle w:val="Heading3"/>
         <w:spacing w:before="200" w:after="100"/>
       </w:pPr>
@@ -17507,6 +17853,40 @@
     </w:p>
     <w:p>
       <w:pPr>
+        <w:spacing w:after="120"/>
+      </w:pPr>
+      <w:r>
+        <w:rPr>
+          <w:b w:val="0"/>
+          <w:i w:val="0"/>
+        </w:rPr>
+        <w:t>Also tested</w:t>
+      </w:r>
+    </w:p>
+    <w:p>
+      <w:pPr>
+        <w:pStyle w:val="ListBullet"/>
+        <w:spacing w:after="40"/>
+      </w:pPr>
+      <w:r>
+        <w:rPr>
+          <w:b/>
+          <w:i w:val="0"/>
+          <w:sz w:val="20"/>
+        </w:rPr>
+        <w:t>Myocarditis work-up.</w:t>
+      </w:r>
+      <w:r>
+        <w:rPr>
+          <w:b w:val="0"/>
+          <w:i w:val="0"/>
+          <w:sz w:val="20"/>
+        </w:rPr>
+        <w:t xml:space="preserve"> Serum troponin is the indicator of cardiac myonecrosis. The rest of the work-up adds leukocytosis on the blood count, a possibly elevated sedimentation rate and electrocardiogram changes.</w:t>
+      </w:r>
+    </w:p>
+    <w:p>
+      <w:pPr>
         <w:pStyle w:val="Heading2"/>
         <w:spacing w:before="200" w:after="100"/>
       </w:pPr>
@@ -18051,6 +18431,62 @@
     </w:p>
     <w:p>
       <w:pPr>
+        <w:spacing w:after="120"/>
+      </w:pPr>
+      <w:r>
+        <w:rPr>
+          <w:b w:val="0"/>
+          <w:i w:val="0"/>
+        </w:rPr>
+        <w:t>Also tested</w:t>
+      </w:r>
+    </w:p>
+    <w:p>
+      <w:pPr>
+        <w:pStyle w:val="ListBullet"/>
+        <w:spacing w:after="40"/>
+      </w:pPr>
+      <w:r>
+        <w:rPr>
+          <w:b/>
+          <w:i w:val="0"/>
+          <w:sz w:val="20"/>
+        </w:rPr>
+        <w:t>Nitrates in hypertrophic cardiomyopathy.</w:t>
+      </w:r>
+      <w:r>
+        <w:rPr>
+          <w:b w:val="0"/>
+          <w:i w:val="0"/>
+          <w:sz w:val="20"/>
+        </w:rPr>
+        <w:t xml:space="preserve"> Drugs that reduce preload or afterload, such as nitrates, may increase symptoms by aggravating outflow tract obstruction, so nitroglycerin should be avoided if possible.</w:t>
+      </w:r>
+    </w:p>
+    <w:p>
+      <w:pPr>
+        <w:pStyle w:val="ListBullet"/>
+        <w:spacing w:after="40"/>
+      </w:pPr>
+      <w:r>
+        <w:rPr>
+          <w:b/>
+          <w:i w:val="0"/>
+          <w:sz w:val="20"/>
+        </w:rPr>
+        <w:t>Ejection fraction in hypertrophic cardiomyopathy.</w:t>
+      </w:r>
+      <w:r>
+        <w:rPr>
+          <w:b w:val="0"/>
+          <w:i w:val="0"/>
+          <w:sz w:val="20"/>
+        </w:rPr>
+        <w:t xml:space="preserve"> It is usually normal, and in late stages it rises above 75% because the small ventricle nearly empties to maintain output.</w:t>
+      </w:r>
+    </w:p>
+    <w:p>
+      <w:pPr>
         <w:pStyle w:val="Heading3"/>
         <w:spacing w:before="200" w:after="100"/>
       </w:pPr>
@@ -20234,6 +20670,62 @@
     </w:p>
     <w:p>
       <w:pPr>
+        <w:spacing w:after="120"/>
+      </w:pPr>
+      <w:r>
+        <w:rPr>
+          <w:b w:val="0"/>
+          <w:i w:val="0"/>
+        </w:rPr>
+        <w:t>Also tested</w:t>
+      </w:r>
+    </w:p>
+    <w:p>
+      <w:pPr>
+        <w:pStyle w:val="ListBullet"/>
+        <w:spacing w:after="40"/>
+      </w:pPr>
+      <w:r>
+        <w:rPr>
+          <w:b/>
+          <w:i w:val="0"/>
+          <w:sz w:val="20"/>
+        </w:rPr>
+        <w:t>Pacemaker in restrictive cardiomyopathy.</w:t>
+      </w:r>
+      <w:r>
+        <w:rPr>
+          <w:b w:val="0"/>
+          <w:i w:val="0"/>
+          <w:sz w:val="20"/>
+        </w:rPr>
+        <w:t xml:space="preserve"> Nodal fibrosis of the sinoatrial and atrioventricular nodes can cause heart block, so a permanent pacemaker is placed for conduction system disease.</w:t>
+      </w:r>
+    </w:p>
+    <w:p>
+      <w:pPr>
+        <w:pStyle w:val="ListBullet"/>
+        <w:spacing w:after="40"/>
+      </w:pPr>
+      <w:r>
+        <w:rPr>
+          <w:b/>
+          <w:i w:val="0"/>
+          <w:sz w:val="20"/>
+        </w:rPr>
+        <w:t>Diuretics in restrictive cardiomyopathy.</w:t>
+      </w:r>
+      <w:r>
+        <w:rPr>
+          <w:b w:val="0"/>
+          <w:i w:val="0"/>
+          <w:sz w:val="20"/>
+        </w:rPr>
+        <w:t xml:space="preserve"> They treat pulmonary and systemic congestion but are used with caution, because they lower preload and stiff ventricles need preload to maintain cardiac output.</w:t>
+      </w:r>
+    </w:p>
+    <w:p>
+      <w:pPr>
         <w:pStyle w:val="Heading3"/>
         <w:spacing w:before="200" w:after="100"/>
       </w:pPr>
@@ -21326,6 +21818,40 @@
     </w:p>
     <w:p>
       <w:pPr>
+        <w:spacing w:after="120"/>
+      </w:pPr>
+      <w:r>
+        <w:rPr>
+          <w:b w:val="0"/>
+          <w:i w:val="0"/>
+        </w:rPr>
+        <w:t>Also tested</w:t>
+      </w:r>
+    </w:p>
+    <w:p>
+      <w:pPr>
+        <w:pStyle w:val="ListBullet"/>
+        <w:spacing w:after="40"/>
+      </w:pPr>
+      <w:r>
+        <w:rPr>
+          <w:b/>
+          <w:i w:val="0"/>
+          <w:sz w:val="20"/>
+        </w:rPr>
+        <w:t>Laboratory results in Takotsubo (stress) cardiomyopathy.</w:t>
+      </w:r>
+      <w:r>
+        <w:rPr>
+          <w:b w:val="0"/>
+          <w:i w:val="0"/>
+          <w:sz w:val="20"/>
+        </w:rPr>
+        <w:t xml:space="preserve"> Troponin I and T are usually elevated and B-type natriuretic peptide is frequently elevated, which adds to the resemblance to acute coronary syndrome.</w:t>
+      </w:r>
+    </w:p>
+    <w:p>
+      <w:pPr>
         <w:pStyle w:val="Heading2"/>
         <w:spacing w:before="200" w:after="100"/>
       </w:pPr>
@@ -22154,6 +22680,84 @@
           <w:i w:val="0"/>
         </w:rPr>
         <w:t>Slides 100–104</w:t>
+      </w:r>
+    </w:p>
+    <w:p>
+      <w:pPr>
+        <w:spacing w:after="120"/>
+      </w:pPr>
+      <w:r>
+        <w:rPr>
+          <w:b w:val="0"/>
+          <w:i w:val="0"/>
+        </w:rPr>
+        <w:t>Also tested</w:t>
+      </w:r>
+    </w:p>
+    <w:p>
+      <w:pPr>
+        <w:pStyle w:val="ListBullet"/>
+        <w:spacing w:after="40"/>
+      </w:pPr>
+      <w:r>
+        <w:rPr>
+          <w:b/>
+          <w:i w:val="0"/>
+          <w:sz w:val="20"/>
+        </w:rPr>
+        <w:t>Cardiac catheterization in hypertrophic cardiomyopathy.</w:t>
+      </w:r>
+      <w:r>
+        <w:rPr>
+          <w:b w:val="0"/>
+          <w:i w:val="0"/>
+          <w:sz w:val="20"/>
+        </w:rPr>
+        <w:t xml:space="preserve"> It is not required for the diagnosis; it is obtained only when invasive therapy such as a pacemaker or surgery is planned.</w:t>
+      </w:r>
+    </w:p>
+    <w:p>
+      <w:pPr>
+        <w:pStyle w:val="ListBullet"/>
+        <w:spacing w:after="40"/>
+      </w:pPr>
+      <w:r>
+        <w:rPr>
+          <w:b/>
+          <w:i w:val="0"/>
+          <w:sz w:val="20"/>
+        </w:rPr>
+        <w:t>Restrictive cardiomyopathy on echocardiogram.</w:t>
+      </w:r>
+      <w:r>
+        <w:rPr>
+          <w:b w:val="0"/>
+          <w:i w:val="0"/>
+          <w:sz w:val="20"/>
+        </w:rPr>
+        <w:t xml:space="preserve"> Marked enlargement of one or both atria (big atria) with near-normal ventricles: near-normal left ventricular systolic function and cavity size, preserved ejection fraction and abnormal diastolic function.</w:t>
+      </w:r>
+    </w:p>
+    <w:p>
+      <w:pPr>
+        <w:pStyle w:val="ListBullet"/>
+        <w:spacing w:after="40"/>
+      </w:pPr>
+      <w:r>
+        <w:rPr>
+          <w:b/>
+          <w:i w:val="0"/>
+          <w:sz w:val="20"/>
+        </w:rPr>
+        <w:t>Mitral regurgitation in dilated cardiomyopathy.</w:t>
+      </w:r>
+      <w:r>
+        <w:rPr>
+          <w:b w:val="0"/>
+          <w:i w:val="0"/>
+          <w:sz w:val="20"/>
+        </w:rPr>
+        <w:t xml:space="preserve"> As the ventricle dilates, the valve apparatus is distorted, so functional mitral regurgitation, appearing earlier, and tricuspid regurgitation commonly develop; the mitral murmur is holosystolic at the apex, radiating to the axilla.</w:t>
       </w:r>
     </w:p>
     <w:p>
@@ -22670,6 +23274,128 @@
       <w:pPr>
         <w:spacing w:after="80"/>
       </w:pPr>
+    </w:p>
+    <w:p>
+      <w:pPr>
+        <w:spacing w:after="120"/>
+      </w:pPr>
+      <w:r>
+        <w:rPr>
+          <w:b w:val="0"/>
+          <w:i w:val="0"/>
+        </w:rPr>
+        <w:t>Also tested</w:t>
+      </w:r>
+    </w:p>
+    <w:p>
+      <w:pPr>
+        <w:pStyle w:val="ListBullet"/>
+        <w:spacing w:after="40"/>
+      </w:pPr>
+      <w:r>
+        <w:rPr>
+          <w:b/>
+          <w:i w:val="0"/>
+          <w:sz w:val="20"/>
+        </w:rPr>
+        <w:t>Cardiac rehabilitation.</w:t>
+      </w:r>
+      <w:r>
+        <w:rPr>
+          <w:b w:val="0"/>
+          <w:i w:val="0"/>
+          <w:sz w:val="20"/>
+        </w:rPr>
+        <w:t xml:space="preserve"> Cardiac rehabilitation programs improve exercise tolerance and quality of life, with education on medication adherence, nutrition and symptom monitoring, and psychological support for chronic illness.</w:t>
+      </w:r>
+    </w:p>
+    <w:p>
+      <w:pPr>
+        <w:pStyle w:val="ListBullet"/>
+        <w:spacing w:after="40"/>
+      </w:pPr>
+      <w:r>
+        <w:rPr>
+          <w:b/>
+          <w:i w:val="0"/>
+          <w:sz w:val="20"/>
+        </w:rPr>
+        <w:t>Adolescents and hypertrophic cardiomyopathy.</w:t>
+      </w:r>
+      <w:r>
+        <w:rPr>
+          <w:b w:val="0"/>
+          <w:i w:val="0"/>
+          <w:sz w:val="20"/>
+        </w:rPr>
+        <w:t xml:space="preserve"> Age-specific strategies include genetic screening, and disease detected in a family member is a common reason evaluation begins. The condition is autosomal dominant, so one affected parent is enough to pass it on.</w:t>
+      </w:r>
+    </w:p>
+    <w:p>
+      <w:pPr>
+        <w:pStyle w:val="ListBullet"/>
+        <w:spacing w:after="40"/>
+      </w:pPr>
+      <w:r>
+        <w:rPr>
+          <w:b/>
+          <w:i w:val="0"/>
+          <w:sz w:val="20"/>
+        </w:rPr>
+        <w:t>Palliative care in cardiomyopathy.</w:t>
+      </w:r>
+      <w:r>
+        <w:rPr>
+          <w:b w:val="0"/>
+          <w:i w:val="0"/>
+          <w:sz w:val="20"/>
+        </w:rPr>
+        <w:t xml:space="preserve"> It covers symptom management of dyspnea, fatigue and edema, advance care planning and goals-of-care discussions, support for caregivers, and hospice referral in end-stage disease.</w:t>
+      </w:r>
+    </w:p>
+    <w:p>
+      <w:pPr>
+        <w:pStyle w:val="ListBullet"/>
+        <w:spacing w:after="40"/>
+      </w:pPr>
+      <w:r>
+        <w:rPr>
+          <w:b/>
+          <w:i w:val="0"/>
+          <w:sz w:val="20"/>
+        </w:rPr>
+        <w:t>Activity restriction in hypertrophic cardiomyopathy.</w:t>
+      </w:r>
+      <w:r>
+        <w:rPr>
+          <w:b w:val="0"/>
+          <w:i w:val="0"/>
+          <w:sz w:val="20"/>
+        </w:rPr>
+        <w:t xml:space="preserve"> Activity restriction for high-risk individuals is an adolescent strategy, because sudden death is highest in preadolescents and adolescents and is related to extreme exertion.</w:t>
+      </w:r>
+    </w:p>
+    <w:p>
+      <w:pPr>
+        <w:pStyle w:val="ListBullet"/>
+        <w:spacing w:after="40"/>
+      </w:pPr>
+      <w:r>
+        <w:rPr>
+          <w:b/>
+          <w:i w:val="0"/>
+          <w:sz w:val="20"/>
+        </w:rPr>
+        <w:t>Cardiac rehabilitation in cardiomyopathy.</w:t>
+      </w:r>
+      <w:r>
+        <w:rPr>
+          <w:b w:val="0"/>
+          <w:i w:val="0"/>
+          <w:sz w:val="20"/>
+        </w:rPr>
+        <w:t xml:space="preserve"> Programs aim for better exercise tolerance and quality of life, with education on medications, nutrition and symptom monitoring and psychological support.</w:t>
+      </w:r>
     </w:p>
     <w:p>
       <w:pPr>

--- a/Clinical Medicine and Surgery I Exam 5/cms-exam-5-study-guide.docx
+++ b/Clinical Medicine and Surgery I Exam 5/cms-exam-5-study-guide.docx
@@ -2245,6 +2245,28 @@
     </w:p>
     <w:p>
       <w:pPr>
+        <w:pStyle w:val="ListBullet"/>
+        <w:spacing w:after="40"/>
+      </w:pPr>
+      <w:r>
+        <w:rPr>
+          <w:b/>
+          <w:i w:val="0"/>
+          <w:sz w:val="20"/>
+        </w:rPr>
+        <w:t>Ankle-brachial index.</w:t>
+      </w:r>
+      <w:r>
+        <w:rPr>
+          <w:b w:val="0"/>
+          <w:i w:val="0"/>
+          <w:sz w:val="20"/>
+        </w:rPr>
+        <w:t xml:space="preserve"> A value between 0.4 and 0.9 is the claudication band, matching exertional calf pain relieved by rest; the lower of the two legs is taken as the overall index.</w:t>
+      </w:r>
+    </w:p>
+    <w:p>
+      <w:pPr>
         <w:pStyle w:val="Heading3"/>
         <w:spacing w:before="200" w:after="100"/>
       </w:pPr>
@@ -5990,6 +6012,28 @@
           <w:sz w:val="20"/>
         </w:rPr>
         <w:t xml:space="preserve"> A limb that is immediately threatened is salvageable only with immediate revascularization, so it should preferentially undergo further evaluation and treatment in a surgical suite, without delay.</w:t>
+      </w:r>
+    </w:p>
+    <w:p>
+      <w:pPr>
+        <w:pStyle w:val="ListBullet"/>
+        <w:spacing w:after="40"/>
+      </w:pPr>
+      <w:r>
+        <w:rPr>
+          <w:b/>
+          <w:i w:val="0"/>
+          <w:sz w:val="20"/>
+        </w:rPr>
+        <w:t>Acute limb ischemia and imaging.</w:t>
+      </w:r>
+      <w:r>
+        <w:rPr>
+          <w:b w:val="0"/>
+          <w:i w:val="0"/>
+          <w:sz w:val="20"/>
+        </w:rPr>
+        <w:t xml:space="preserve"> Viable and marginally threatened limbs have sufficient time for vascular imaging such as computed tomography angiography; immediately threatened limbs go to a surgical suite.</w:t>
       </w:r>
     </w:p>
     <w:p>
@@ -7501,6 +7545,28 @@
     </w:p>
     <w:p>
       <w:pPr>
+        <w:pStyle w:val="ListBullet"/>
+        <w:spacing w:after="40"/>
+      </w:pPr>
+      <w:r>
+        <w:rPr>
+          <w:b/>
+          <w:i w:val="0"/>
+          <w:sz w:val="20"/>
+        </w:rPr>
+        <w:t>Carotid stenosis.</w:t>
+      </w:r>
+      <w:r>
+        <w:rPr>
+          <w:b w:val="0"/>
+          <w:i w:val="0"/>
+          <w:sz w:val="20"/>
+        </w:rPr>
+        <w:t xml:space="preserve"> Asymptomatic patients with significant carotid stenosis outnumber symptomatic patients by 4:1, which is why carotid disease is often found before any stroke or attack.</w:t>
+      </w:r>
+    </w:p>
+    <w:p>
+      <w:pPr>
         <w:pStyle w:val="Heading3"/>
         <w:spacing w:before="200" w:after="100"/>
       </w:pPr>
@@ -15797,6 +15863,28 @@
     </w:p>
     <w:p>
       <w:pPr>
+        <w:pStyle w:val="ListBullet"/>
+        <w:spacing w:after="40"/>
+      </w:pPr>
+      <w:r>
+        <w:rPr>
+          <w:b/>
+          <w:i w:val="0"/>
+          <w:sz w:val="20"/>
+        </w:rPr>
+        <w:t>B-type natriuretic peptide.</w:t>
+      </w:r>
+      <w:r>
+        <w:rPr>
+          <w:b w:val="0"/>
+          <w:i w:val="0"/>
+          <w:sz w:val="20"/>
+        </w:rPr>
+        <w:t xml:space="preserve"> It is released when ventricular filling pressures are high; a level below 100 pg/mL means heart failure is excluded as the explanation for current symptoms.</w:t>
+      </w:r>
+    </w:p>
+    <w:p>
+      <w:pPr>
         <w:pStyle w:val="Heading3"/>
         <w:spacing w:before="200" w:after="100"/>
       </w:pPr>
@@ -18487,6 +18575,28 @@
     </w:p>
     <w:p>
       <w:pPr>
+        <w:pStyle w:val="ListBullet"/>
+        <w:spacing w:after="40"/>
+      </w:pPr>
+      <w:r>
+        <w:rPr>
+          <w:b/>
+          <w:i w:val="0"/>
+          <w:sz w:val="20"/>
+        </w:rPr>
+        <w:t>Obstructive hypertrophic cardiomyopathy refractory to drugs.</w:t>
+      </w:r>
+      <w:r>
+        <w:rPr>
+          <w:b w:val="0"/>
+          <w:i w:val="0"/>
+          <w:sz w:val="20"/>
+        </w:rPr>
+        <w:t xml:space="preserve"> Surgical septal myectomy excises part of the septal myocardium causing outflow obstruction, and mitral regurgitation from systolic anterior motion may resolve with myectomy alone, without valve replacement.</w:t>
+      </w:r>
+    </w:p>
+    <w:p>
+      <w:pPr>
         <w:pStyle w:val="Heading3"/>
         <w:spacing w:before="200" w:after="100"/>
       </w:pPr>
@@ -21852,6 +21962,28 @@
     </w:p>
     <w:p>
       <w:pPr>
+        <w:pStyle w:val="ListBullet"/>
+        <w:spacing w:after="40"/>
+      </w:pPr>
+      <w:r>
+        <w:rPr>
+          <w:b/>
+          <w:i w:val="0"/>
+          <w:sz w:val="20"/>
+        </w:rPr>
+        <w:t>Takotsubo (stress) cardiomyopathy treatment.</w:t>
+      </w:r>
+      <w:r>
+        <w:rPr>
+          <w:b w:val="0"/>
+          <w:i w:val="0"/>
+          <w:sz w:val="20"/>
+        </w:rPr>
+        <w:t xml:space="preserve"> Supportive treatment depends on presentation: anticoagulation if a left ventricular thrombus is present, diuretics if heart failure is present, and beta blockers.</w:t>
+      </w:r>
+    </w:p>
+    <w:p>
+      <w:pPr>
         <w:pStyle w:val="Heading2"/>
         <w:spacing w:before="200" w:after="100"/>
       </w:pPr>
@@ -22758,6 +22890,50 @@
           <w:sz w:val="20"/>
         </w:rPr>
         <w:t xml:space="preserve"> As the ventricle dilates, the valve apparatus is distorted, so functional mitral regurgitation, appearing earlier, and tricuspid regurgitation commonly develop; the mitral murmur is holosystolic at the apex, radiating to the axilla.</w:t>
+      </w:r>
+    </w:p>
+    <w:p>
+      <w:pPr>
+        <w:pStyle w:val="ListBullet"/>
+        <w:spacing w:after="40"/>
+      </w:pPr>
+      <w:r>
+        <w:rPr>
+          <w:b/>
+          <w:i w:val="0"/>
+          <w:sz w:val="20"/>
+        </w:rPr>
+        <w:t>Restrictive cardiomyopathy testing.</w:t>
+      </w:r>
+      <w:r>
+        <w:rPr>
+          <w:b w:val="0"/>
+          <w:i w:val="0"/>
+          <w:sz w:val="20"/>
+        </w:rPr>
+        <w:t xml:space="preserve"> Cardiac catheterization is useful to evaluate ventricular pressure tracings, alongside cardiac magnetic resonance imaging and, when needed, endomyocardial biopsy.</w:t>
+      </w:r>
+    </w:p>
+    <w:p>
+      <w:pPr>
+        <w:pStyle w:val="ListBullet"/>
+        <w:spacing w:after="40"/>
+      </w:pPr>
+      <w:r>
+        <w:rPr>
+          <w:b/>
+          <w:i w:val="0"/>
+          <w:sz w:val="20"/>
+        </w:rPr>
+        <w:t>Sudden death risk in hypertrophic cardiomyopathy.</w:t>
+      </w:r>
+      <w:r>
+        <w:rPr>
+          <w:b w:val="0"/>
+          <w:i w:val="0"/>
+          <w:sz w:val="20"/>
+        </w:rPr>
+        <w:t xml:space="preserve"> Ambulatory electrocardiogram monitoring for 24 to 48 hours should be performed to assess the risk of ventricular arrhythmias and sudden cardiac death.</w:t>
       </w:r>
     </w:p>
     <w:p>
